--- a/public/recruiter/resumes/metanoia.docx
+++ b/public/recruiter/resumes/metanoia.docx
@@ -20,10 +20,10 @@
       </w:pPr>
       <w:r>
         <w:rPr>
+          <w:rFonts w:ascii="Arial" w:hAnsi="Arial"/>
           <w:b/>
-          <w:sz w:val="20"/>
         </w:rPr>
-        <w:t>FULL-STACK JAVASCRIPT DEVELOPER | NEXT.JS · REACT · NODE.JS | TARGET: METANOIA IT SOLUTIONS</w:t>
+        <w:t>FULL-STACK JAVASCRIPT DEVELOPER | NEXT.JS · REACT · NODE.JS · AI / SAAS</w:t>
       </w:r>
     </w:p>
     <w:p>
@@ -32,10 +32,10 @@
       </w:pPr>
       <w:r>
         <w:rPr>
-          <w:color w:val="4B5563"/>
-          <w:sz w:val="16"/>
+          <w:rFonts w:ascii="Arial" w:hAnsi="Arial"/>
+          <w:sz w:val="14"/>
         </w:rPr>
-        <w:t>Dresden, Germany | Remote Germany / EU | GitHub: github.com/onlyhouse1980 | LinkedIn: [ADD URL] | [ADD EMAIL] | [ADD PHONE]</w:t>
+        <w:t>Dresden, Germany | Remote Germany / EU | GitHub: github.com/onlyhouse1980 | LinkedIn: linkedin.com/in/ryan-nyberg | ryan@ryanernstnyberg.com | +49 157 56424428 | English: Native | German: C2</w:t>
       </w:r>
     </w:p>
     <w:p>
@@ -84,9 +84,15 @@
       </w:r>
     </w:p>
     <w:p>
+      <w:pPr>
+        <w:keepNext/>
+        <w:spacing w:before="0" w:after="12"/>
+      </w:pPr>
       <w:r>
         <w:rPr>
+          <w:rFonts w:ascii="Arial" w:hAnsi="Arial"/>
           <w:b/>
+          <w:sz w:val="17"/>
         </w:rPr>
         <w:t>Freelance Web Developer | Germany | 2026-Present</w:t>
       </w:r>
@@ -94,62 +100,233 @@
     <w:p>
       <w:pPr>
         <w:pStyle w:val="ListBullet"/>
-        <w:spacing w:after="20"/>
-        <w:ind w:left="259" w:hanging="173"/>
+        <w:spacing w:after="12" w:line="240" w:lineRule="auto"/>
       </w:pPr>
       <w:r>
         <w:rPr>
-          <w:sz w:val="18"/>
+          <w:rFonts w:ascii="Arial" w:hAnsi="Arial"/>
+          <w:sz w:val="16"/>
         </w:rPr>
-        <w:t>Develop and maintain JavaScript web applications using React and Next.js across UI, server-side logic, persistence, authentication and third-party services.</w:t>
+        <w:t>Develop and maintain full-stack web applications using React and Next.js across UI, server-side logic, data persistence, authentication and third-party integrations.</w:t>
       </w:r>
     </w:p>
     <w:p>
       <w:pPr>
         <w:pStyle w:val="ListBullet"/>
-        <w:spacing w:after="20"/>
-        <w:ind w:left="259" w:hanging="173"/>
+        <w:spacing w:after="12" w:line="240" w:lineRule="auto"/>
       </w:pPr>
       <w:r>
         <w:rPr>
-          <w:sz w:val="18"/>
+          <w:rFonts w:ascii="Arial" w:hAnsi="Arial"/>
+          <w:sz w:val="16"/>
         </w:rPr>
-        <w:t>Translate business workflows into dashboards, administrative interfaces, SaaS features and integrations.</w:t>
+        <w:t>Translate business workflows into practical dashboards, administrative interfaces and customer-facing product features; deploy through Git-based workflows and Vercel.</w:t>
+      </w:r>
+    </w:p>
+    <w:p>
+      <w:pPr>
+        <w:keepNext/>
+        <w:spacing w:before="44" w:after="12"/>
+      </w:pPr>
+      <w:r>
+        <w:rPr>
+          <w:rFonts w:ascii="Arial" w:hAnsi="Arial"/>
+          <w:b/>
+          <w:sz w:val="17"/>
+        </w:rPr>
+        <w:t>Software Developer | Orchard Beach Community Group | 2016-Present</w:t>
       </w:r>
     </w:p>
     <w:p>
       <w:pPr>
         <w:pStyle w:val="ListBullet"/>
-        <w:spacing w:after="20"/>
-        <w:ind w:left="259" w:hanging="173"/>
+        <w:spacing w:after="12" w:line="240" w:lineRule="auto"/>
       </w:pPr>
       <w:r>
         <w:rPr>
-          <w:sz w:val="18"/>
+          <w:rFonts w:ascii="Arial" w:hAnsi="Arial"/>
+          <w:sz w:val="16"/>
         </w:rPr>
-        <w:t>Use Git-based deployment workflows and Vercel; use AI coding tools for architecture, implementation, debugging and refactoring while reviewing generated code.</w:t>
+        <w:t>Lead end-to-end development of a community portal and authenticated customer platform, including MongoDB-backed data workflows, member tools and administrative interfaces.</w:t>
+      </w:r>
+    </w:p>
+    <w:p>
+      <w:pPr>
+        <w:pStyle w:val="ListBullet"/>
+        <w:spacing w:after="12" w:line="240" w:lineRule="auto"/>
+      </w:pPr>
+      <w:r>
+        <w:rPr>
+          <w:rFonts w:ascii="Arial" w:hAnsi="Arial"/>
+          <w:sz w:val="16"/>
+        </w:rPr>
+        <w:t>Architected automated billing/usage functionality, administrative dashboards and a custom member-management CRM to improve operational efficiency and data organization.</w:t>
+      </w:r>
+    </w:p>
+    <w:p>
+      <w:pPr>
+        <w:keepNext/>
+        <w:spacing w:before="44" w:after="12"/>
+      </w:pPr>
+      <w:r>
+        <w:rPr>
+          <w:rFonts w:ascii="Arial" w:hAnsi="Arial"/>
+          <w:b/>
+          <w:sz w:val="17"/>
+        </w:rPr>
+        <w:t>JavaScript Developer | The Evil Burrito | 2019-2021</w:t>
+      </w:r>
+    </w:p>
+    <w:p>
+      <w:pPr>
+        <w:pStyle w:val="ListBullet"/>
+        <w:spacing w:after="12" w:line="240" w:lineRule="auto"/>
+      </w:pPr>
+      <w:r>
+        <w:rPr>
+          <w:rFonts w:ascii="Arial" w:hAnsi="Arial"/>
+          <w:sz w:val="16"/>
+        </w:rPr>
+        <w:t>Designed and deployed a responsive brand website and supported customer acquisition with digital/physical marketing assets and campaign execution.</w:t>
+      </w:r>
+    </w:p>
+    <w:p>
+      <w:pPr>
+        <w:keepNext/>
+        <w:spacing w:before="44" w:after="12"/>
+      </w:pPr>
+      <w:r>
+        <w:rPr>
+          <w:rFonts w:ascii="Arial" w:hAnsi="Arial"/>
+          <w:b/>
+          <w:sz w:val="17"/>
+        </w:rPr>
+        <w:t>Area Brand Manager | Pirate's Booty | 2008-2012</w:t>
+      </w:r>
+    </w:p>
+    <w:p>
+      <w:pPr>
+        <w:pStyle w:val="ListBullet"/>
+        <w:spacing w:after="12" w:line="240" w:lineRule="auto"/>
+      </w:pPr>
+      <w:r>
+        <w:rPr>
+          <w:rFonts w:ascii="Arial" w:hAnsi="Arial"/>
+          <w:sz w:val="16"/>
+        </w:rPr>
+        <w:t>Managed B2B retail relationships, regional merchandising and experiential promotions; recruited and led Brand Ambassadors while maintaining strong regional sales performance.</w:t>
+      </w:r>
+    </w:p>
+    <w:p>
+      <w:pPr>
+        <w:keepNext/>
+        <w:spacing w:before="44" w:after="12"/>
+      </w:pPr>
+      <w:r>
+        <w:rPr>
+          <w:rFonts w:ascii="Arial" w:hAnsi="Arial"/>
+          <w:b/>
+          <w:sz w:val="17"/>
+        </w:rPr>
+        <w:t>Brand Ambassador &amp; Campaign Manager | Encore Nationwide | 2008-2012</w:t>
+      </w:r>
+    </w:p>
+    <w:p>
+      <w:pPr>
+        <w:pStyle w:val="ListBullet"/>
+        <w:spacing w:after="12" w:line="240" w:lineRule="auto"/>
+      </w:pPr>
+      <w:r>
+        <w:rPr>
+          <w:rFonts w:ascii="Arial" w:hAnsi="Arial"/>
+          <w:sz w:val="16"/>
+        </w:rPr>
+        <w:t>Managed regional promotional campaigns and event operations, including the high-profile 'Camp Vegas' activation, product demonstrations and consumer acquisition initiatives.</w:t>
+      </w:r>
+    </w:p>
+    <w:p>
+      <w:pPr>
+        <w:keepNext/>
+        <w:spacing w:before="44" w:after="12"/>
+      </w:pPr>
+      <w:r>
+        <w:rPr>
+          <w:rFonts w:ascii="Arial" w:hAnsi="Arial"/>
+          <w:b/>
+          <w:sz w:val="17"/>
+        </w:rPr>
+        <w:t>Brand Ambassador | Level 1 Promotion | 2008-2012</w:t>
+      </w:r>
+    </w:p>
+    <w:p>
+      <w:pPr>
+        <w:pStyle w:val="ListBullet"/>
+        <w:spacing w:after="12" w:line="240" w:lineRule="auto"/>
+      </w:pPr>
+      <w:r>
+        <w:rPr>
+          <w:rFonts w:ascii="Arial" w:hAnsi="Arial"/>
+          <w:sz w:val="16"/>
+        </w:rPr>
+        <w:t>Executed grassroots and experiential campaigns, product demonstrations and field-feedback collection for diverse client portfolios.</w:t>
+      </w:r>
+    </w:p>
+    <w:p>
+      <w:pPr>
+        <w:keepNext/>
+        <w:spacing w:before="44" w:after="12"/>
+      </w:pPr>
+      <w:r>
+        <w:rPr>
+          <w:rFonts w:ascii="Arial" w:hAnsi="Arial"/>
+          <w:b/>
+          <w:sz w:val="17"/>
+        </w:rPr>
+        <w:t>Event &amp; Promotion Coordinator | House of Blues Entertainment | 2008-2012</w:t>
+      </w:r>
+    </w:p>
+    <w:p>
+      <w:pPr>
+        <w:pStyle w:val="ListBullet"/>
+        <w:spacing w:after="12" w:line="240" w:lineRule="auto"/>
+      </w:pPr>
+      <w:r>
+        <w:rPr>
+          <w:rFonts w:ascii="Arial" w:hAnsi="Arial"/>
+          <w:sz w:val="16"/>
+        </w:rPr>
+        <w:t>Coordinated live events, artist booking and promotion, targeted audience outreach, guest-list operations and on-site crews from load-in through event completion.</w:t>
       </w:r>
     </w:p>
     <w:p>
       <w:pPr>
         <w:pStyle w:val="Heading1"/>
+        <w:pageBreakBefore w:val="0"/>
       </w:pPr>
       <w:r>
         <w:t>SELECTED ENGINEERING PROJECTS</w:t>
       </w:r>
     </w:p>
     <w:p>
+      <w:pPr>
+        <w:spacing w:after="16"/>
+      </w:pPr>
       <w:r>
         <w:rPr>
+          <w:rFonts w:ascii="Arial" w:hAnsi="Arial"/>
           <w:b/>
-          <w:sz w:val="20"/>
+          <w:sz w:val="19"/>
         </w:rPr>
         <w:t>Contract Management Platform</w:t>
       </w:r>
     </w:p>
     <w:p>
+      <w:pPr>
+        <w:spacing w:after="16"/>
+      </w:pPr>
       <w:r>
         <w:rPr>
+          <w:rFonts w:ascii="Arial" w:hAnsi="Arial"/>
           <w:b/>
           <w:color w:val="404A54"/>
           <w:sz w:val="17"/>
@@ -160,12 +337,13 @@
     <w:p>
       <w:pPr>
         <w:pStyle w:val="ListBullet"/>
-        <w:spacing w:after="20"/>
+        <w:spacing w:after="12" w:line="240" w:lineRule="auto"/>
         <w:ind w:left="259" w:hanging="173"/>
       </w:pPr>
       <w:r>
         <w:rPr>
-          <w:sz w:val="18"/>
+          <w:rFonts w:ascii="Arial" w:hAnsi="Arial"/>
+          <w:sz w:val="16"/>
         </w:rPr>
         <w:t>Built authenticated contract/document workflows with OAuth, persistence and PDF processing.</w:t>
       </w:r>
@@ -173,31 +351,40 @@
     <w:p>
       <w:pPr>
         <w:pStyle w:val="ListBullet"/>
-        <w:spacing w:after="20"/>
+        <w:spacing w:after="12" w:line="240" w:lineRule="auto"/>
         <w:ind w:left="259" w:hanging="173"/>
       </w:pPr>
       <w:r>
         <w:rPr>
-          <w:sz w:val="18"/>
+          <w:rFonts w:ascii="Arial" w:hAnsi="Arial"/>
+          <w:sz w:val="16"/>
         </w:rPr>
         <w:t>Integrated Google services and Redis-backed application behavior; owned frontend/server-side concerns.</w:t>
       </w:r>
     </w:p>
     <w:p>
+      <w:pPr>
+        <w:spacing w:after="16"/>
+      </w:pPr>
       <w:r>
         <w:rPr>
+          <w:rFonts w:ascii="Arial" w:hAnsi="Arial"/>
           <w:b/>
-          <w:sz w:val="20"/>
+          <w:sz w:val="19"/>
         </w:rPr>
         <w:t>Water Utility Customer &amp; Administration Portal</w:t>
       </w:r>
     </w:p>
     <w:p>
+      <w:pPr>
+        <w:spacing w:after="16"/>
+      </w:pPr>
       <w:r>
         <w:rPr>
+          <w:rFonts w:ascii="Arial" w:hAnsi="Arial"/>
           <w:b/>
           <w:color w:val="404A54"/>
-          <w:sz w:val="17"/>
+          <w:sz w:val="19"/>
         </w:rPr>
         <w:t>Next.js | React | MongoDB Atlas | Node.js</w:t>
       </w:r>
@@ -205,12 +392,13 @@
     <w:p>
       <w:pPr>
         <w:pStyle w:val="ListBullet"/>
-        <w:spacing w:after="20"/>
+        <w:spacing w:after="12" w:line="240" w:lineRule="auto"/>
         <w:ind w:left="259" w:hanging="173"/>
       </w:pPr>
       <w:r>
         <w:rPr>
-          <w:sz w:val="18"/>
+          <w:rFonts w:ascii="Arial" w:hAnsi="Arial"/>
+          <w:sz w:val="16"/>
         </w:rPr>
         <w:t>Built customer dashboards, operational calculations and dynamic database-backed routes.</w:t>
       </w:r>
@@ -218,28 +406,37 @@
     <w:p>
       <w:pPr>
         <w:pStyle w:val="ListBullet"/>
-        <w:spacing w:after="20"/>
+        <w:spacing w:after="12" w:line="240" w:lineRule="auto"/>
         <w:ind w:left="259" w:hanging="173"/>
       </w:pPr>
       <w:r>
         <w:rPr>
-          <w:sz w:val="18"/>
+          <w:rFonts w:ascii="Arial" w:hAnsi="Arial"/>
+          <w:sz w:val="16"/>
         </w:rPr>
         <w:t>Created an administrative grid editor with changed-value-only persistence.</w:t>
       </w:r>
     </w:p>
     <w:p>
+      <w:pPr>
+        <w:spacing w:after="16"/>
+      </w:pPr>
       <w:r>
         <w:rPr>
+          <w:rFonts w:ascii="Arial" w:hAnsi="Arial"/>
           <w:b/>
-          <w:sz w:val="20"/>
+          <w:sz w:val="19"/>
         </w:rPr>
         <w:t>Digital Membership Platform</w:t>
       </w:r>
     </w:p>
     <w:p>
+      <w:pPr>
+        <w:spacing w:after="16"/>
+      </w:pPr>
       <w:r>
         <w:rPr>
+          <w:rFonts w:ascii="Arial" w:hAnsi="Arial"/>
           <w:b/>
           <w:color w:val="404A54"/>
           <w:sz w:val="17"/>
@@ -250,12 +447,13 @@
     <w:p>
       <w:pPr>
         <w:pStyle w:val="ListBullet"/>
-        <w:spacing w:after="20"/>
+        <w:spacing w:after="12" w:line="240" w:lineRule="auto"/>
         <w:ind w:left="259" w:hanging="173"/>
       </w:pPr>
       <w:r>
         <w:rPr>
-          <w:sz w:val="18"/>
+          <w:rFonts w:ascii="Arial" w:hAnsi="Arial"/>
+          <w:sz w:val="16"/>
         </w:rPr>
         <w:t>Built membership/payment flows, protected content delivery and digital preview/watermark functionality.</w:t>
       </w:r>
@@ -263,31 +461,40 @@
     <w:p>
       <w:pPr>
         <w:pStyle w:val="ListBullet"/>
-        <w:spacing w:after="20"/>
+        <w:spacing w:after="12" w:line="240" w:lineRule="auto"/>
         <w:ind w:left="259" w:hanging="173"/>
       </w:pPr>
       <w:r>
         <w:rPr>
-          <w:sz w:val="18"/>
+          <w:rFonts w:ascii="Arial" w:hAnsi="Arial"/>
+          <w:sz w:val="16"/>
         </w:rPr>
         <w:t>Structured for current App Router architecture and Vercel deployment.</w:t>
       </w:r>
     </w:p>
     <w:p>
+      <w:pPr>
+        <w:spacing w:after="16"/>
+      </w:pPr>
       <w:r>
         <w:rPr>
+          <w:rFonts w:ascii="Arial" w:hAnsi="Arial"/>
           <w:b/>
-          <w:sz w:val="20"/>
+          <w:sz w:val="19"/>
         </w:rPr>
         <w:t>Personal Assistant PWA</w:t>
       </w:r>
     </w:p>
     <w:p>
+      <w:pPr>
+        <w:spacing w:after="16"/>
+      </w:pPr>
       <w:r>
         <w:rPr>
+          <w:rFonts w:ascii="Arial" w:hAnsi="Arial"/>
           <w:b/>
           <w:color w:val="404A54"/>
-          <w:sz w:val="17"/>
+          <w:sz w:val="19"/>
         </w:rPr>
         <w:t>Next.js | React | JavaScript | PWA</w:t>
       </w:r>
@@ -295,12 +502,13 @@
     <w:p>
       <w:pPr>
         <w:pStyle w:val="ListBullet"/>
-        <w:spacing w:after="20"/>
+        <w:spacing w:after="12" w:line="240" w:lineRule="auto"/>
         <w:ind w:left="259" w:hanging="173"/>
       </w:pPr>
       <w:r>
         <w:rPr>
-          <w:sz w:val="18"/>
+          <w:rFonts w:ascii="Arial" w:hAnsi="Arial"/>
+          <w:sz w:val="16"/>
         </w:rPr>
         <w:t>Built a responsive installable productivity application spanning scheduling, calendar and expense workflows.</w:t>
       </w:r>
@@ -308,32 +516,23 @@
     <w:p>
       <w:pPr>
         <w:pStyle w:val="Heading1"/>
+        <w:spacing w:after="16"/>
       </w:pPr>
       <w:r>
         <w:t>ROLE FIT</w:t>
       </w:r>
     </w:p>
     <w:p>
+      <w:pPr>
+        <w:spacing w:after="16"/>
+      </w:pPr>
       <w:r>
         <w:t>Next.js / React · Node.js application logic · REST/API integration · NoSQL databases · SaaS/product ownership · AI-assisted engineering · Authentication/OAuth · Cloud deployment · Independent problem solving</w:t>
       </w:r>
     </w:p>
-    <w:p>
-      <w:pPr>
-        <w:pStyle w:val="Heading1"/>
-      </w:pPr>
-      <w:r>
-        <w:t>LANGUAGES &amp; LOCATION</w:t>
-      </w:r>
-    </w:p>
-    <w:p>
-      <w:r>
-        <w:t>English: Native | German: [ADD CEFR LEVEL] | Based in Dresden, Germany | Remote Germany / EU</w:t>
-      </w:r>
-    </w:p>
     <w:sectPr>
       <w:pgSz w:w="12240" w:h="15840"/>
-      <w:pgMar w:top="778" w:right="979" w:bottom="778" w:left="979" w:header="720" w:footer="720" w:gutter="0"/>
+      <w:pgMar w:top="720" w:right="979" w:bottom="720" w:left="979" w:header="720" w:footer="720" w:gutter="0"/>
       <w:cols w:space="720"/>
       <w:docGrid w:linePitch="360"/>
     </w:sectPr>
@@ -705,11 +904,11 @@
     <w:qFormat/>
     <w:rsid w:val="00FC693F"/>
     <w:pPr>
-      <w:spacing w:after="50" w:line="247" w:lineRule="auto"/>
+      <w:spacing w:after="44" w:line="240" w:lineRule="auto"/>
     </w:pPr>
     <w:rPr>
       <w:rFonts w:ascii="Arial" w:hAnsi="Arial"/>
-      <w:sz w:val="18"/>
+      <w:sz w:val="17"/>
     </w:rPr>
   </w:style>
   <w:style w:type="paragraph" w:styleId="Header">
@@ -767,7 +966,7 @@
     <w:pPr>
       <w:keepNext/>
       <w:keepLines/>
-      <w:spacing w:before="120" w:after="60"/>
+      <w:spacing w:before="100" w:after="40"/>
       <w:outlineLvl w:val="0"/>
     </w:pPr>
     <w:rPr>
@@ -775,7 +974,7 @@
       <w:b/>
       <w:bCs/>
       <w:color w:val="111418"/>
-      <w:sz w:val="24"/>
+      <w:sz w:val="23"/>
       <w:szCs w:val="28"/>
     </w:rPr>
   </w:style>
